--- a/careers/jds/Batch5_JDs_Events_and_Community.docx
+++ b/careers/jds/Batch5_JDs_Events_and_Community.docx
@@ -651,7 +651,7 @@
           <w:sz w:val="22"/>
           <w:szCs w:val="22"/>
         </w:rPr>
-        <w:t xml:space="preserve">You are not coordinating someone else's events. You are designing, producing, and scaling an events portfolio that serves four purposes simultaneously: revenue generation, community building, research dissemination, and brand credibility. Every event must deliver on all four. The PRISM Summit alone targets 300 attendees, 20 sponsors, and $1.2M in Year 1 revenue.</w:t>
+        <w:t xml:space="preserve">You are not coordinating someone else's events. You are designing, producing, and scaling an events portfolio that serves four purposes simultaneously: revenue generation, community building, research dissemination, and brand credibility. Every event must deliver on all four. The PRISM Summit alone targets 300 attendees, 20 sponsors, and $1.2M in Year 1 revenue. You also own the lab's external conference presence: when Audacion AI Labs shows up at NeurIPS, ICML, FAccT, or any industry event with a booth, banners, and staff, you are the person who makes that happen. You manage the external conference calendar, the exhibition logistics, and the travel coordination for attending staff.</w:t>
       </w:r>
     </w:p>
     <w:p>
